--- a/Docs/SGU - 2025_2026 - HK2 - DO AN HTTTDN.docx
+++ b/Docs/SGU - 2025_2026 - HK2 - DO AN HTTTDN.docx
@@ -21,7 +21,7 @@
     </w:p>
     <w:tbl>
       <w:tblPr>
-        <w:tblStyle w:val="a"/>
+        <w:tblStyle w:val="5"/>
         <w:tblW w:w="9420" w:type="dxa"/>
         <w:tblLayout w:type="fixed"/>
         <w:tblLook w:val="0400" w:firstRow="0" w:lastRow="0" w:firstColumn="0" w:lastColumn="0" w:noHBand="0" w:noVBand="1"/>
@@ -237,7 +237,7 @@
               <mc:AlternateContent>
                 <mc:Choice Requires="wpg">
                   <w:drawing>
-                    <wp:inline distT="0" distB="0" distL="0" distR="0" wp14:anchorId="21711368" wp14:editId="0A02470A">
+                    <wp:inline distT="0" distB="0" distL="0" distR="0" wp14:anchorId="74D95A0A" wp14:editId="51601643">
                       <wp:extent cx="1405890" cy="1"/>
                       <wp:effectExtent l="0" t="0" r="0" b="0"/>
                       <wp:docPr id="12616" name="Group 12616"/>
@@ -344,7 +344,7 @@
                 </mc:Choice>
                 <mc:Fallback>
                   <w:pict>
-                    <v:group w14:anchorId="21711368" id="Group 12616" o:spid="_x0000_s1026" style="width:110.7pt;height:0;mso-position-horizontal-relative:char;mso-position-vertical-relative:line" coordorigin="46430,37752" coordsize="14059,95" o:gfxdata="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">
+                    <v:group w14:anchorId="74D95A0A" id="Group 12616" o:spid="_x0000_s1026" style="width:110.7pt;height:0;mso-position-horizontal-relative:char;mso-position-vertical-relative:line" coordorigin="46430,37752" coordsize="14059,95" o:gfxdata="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">
                       <v:group id="Group 1159063248" o:spid="_x0000_s1027" style="position:absolute;left:46430;top:37800;width:14059;height:0" coordsize="14058,0" o:gfxdata="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">
                         <v:rect id="Rectangle 343365022" o:spid="_x0000_s1028" style="position:absolute;width:14058;height:0;visibility:visible;mso-wrap-style:square;v-text-anchor:middle" o:gfxdata="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" filled="f" stroked="f">
                           <v:textbox inset="2.53958mm,2.53958mm,2.53958mm,2.53958mm">
@@ -541,7 +541,7 @@
     </w:p>
     <w:tbl>
       <w:tblPr>
-        <w:tblStyle w:val="a0"/>
+        <w:tblStyle w:val="4"/>
         <w:tblW w:w="9350" w:type="dxa"/>
         <w:tblInd w:w="5" w:type="dxa"/>
         <w:tblLayout w:type="fixed"/>
@@ -803,7 +803,7 @@
     </w:p>
     <w:tbl>
       <w:tblPr>
-        <w:tblStyle w:val="a1"/>
+        <w:tblStyle w:val="3"/>
         <w:tblW w:w="9349" w:type="dxa"/>
         <w:tblInd w:w="5" w:type="dxa"/>
         <w:tblLayout w:type="fixed"/>
@@ -1783,7 +1783,7 @@
     </w:p>
     <w:tbl>
       <w:tblPr>
-        <w:tblStyle w:val="a2"/>
+        <w:tblStyle w:val="2"/>
         <w:tblW w:w="10296" w:type="dxa"/>
         <w:tblInd w:w="-245" w:type="dxa"/>
         <w:tblLayout w:type="fixed"/>
@@ -2839,7 +2839,7 @@
     </w:p>
     <w:tbl>
       <w:tblPr>
-        <w:tblStyle w:val="a3"/>
+        <w:tblStyle w:val="1"/>
         <w:tblW w:w="10296" w:type="dxa"/>
         <w:tblInd w:w="-245" w:type="dxa"/>
         <w:tblLayout w:type="fixed"/>
@@ -4641,6 +4641,15 @@
               </w:rPr>
               <w:t xml:space="preserve">Thêm/ xoá nhân sự trong doanh nghiệp. </w:t>
             </w:r>
+            <w:r>
+              <w:rPr>
+                <w:rFonts w:ascii="Times New Roman" w:eastAsia="Times New Roman" w:hAnsi="Times New Roman" w:cs="Times New Roman"/>
+                <w:color w:val="EE0000"/>
+                <w:sz w:val="24"/>
+                <w:szCs w:val="24"/>
+              </w:rPr>
+              <w:sym w:font="Wingdings 2" w:char="F050"/>
+            </w:r>
           </w:p>
           <w:p>
             <w:pPr>
@@ -4657,7 +4666,25 @@
                 <w:sz w:val="24"/>
                 <w:szCs w:val="24"/>
               </w:rPr>
-              <w:t xml:space="preserve">Thay đổi chức vụ của nhân sự, lưu ý, khi thay đổi chức vụ phải có thời điểm cụ thể và lương sẽ thay đổi theo. </w:t>
+              <w:t>Thay đổi chức vụ của nhân sự, lưu ý, khi thay đổi chức vụ phải có thời điểm cụ thể và lương sẽ thay đổi theo.</w:t>
+            </w:r>
+            <w:r>
+              <w:rPr>
+                <w:rFonts w:ascii="Times New Roman" w:eastAsia="Times New Roman" w:hAnsi="Times New Roman" w:cs="Times New Roman"/>
+                <w:color w:val="EE0000"/>
+                <w:sz w:val="24"/>
+                <w:szCs w:val="24"/>
+              </w:rPr>
+              <w:t xml:space="preserve"> </w:t>
+            </w:r>
+            <w:r>
+              <w:rPr>
+                <w:rFonts w:ascii="Times New Roman" w:eastAsia="Times New Roman" w:hAnsi="Times New Roman" w:cs="Times New Roman"/>
+                <w:color w:val="EE0000"/>
+                <w:sz w:val="24"/>
+                <w:szCs w:val="24"/>
+              </w:rPr>
+              <w:sym w:font="Wingdings 2" w:char="F050"/>
             </w:r>
           </w:p>
           <w:p>
@@ -4973,6 +5000,15 @@
               </w:rPr>
               <w:t xml:space="preserve">Quản lý thông tin về sản phẩm doanh nghiệp đang kinh doanh, giá cả, chi tiết số lượng tồn của mỗi sản phẩm, giá nhập vào. </w:t>
             </w:r>
+            <w:r>
+              <w:rPr>
+                <w:rFonts w:ascii="Times New Roman" w:eastAsia="Times New Roman" w:hAnsi="Times New Roman" w:cs="Times New Roman"/>
+                <w:color w:val="EE0000"/>
+                <w:sz w:val="24"/>
+                <w:szCs w:val="24"/>
+              </w:rPr>
+              <w:sym w:font="Wingdings 2" w:char="F050"/>
+            </w:r>
           </w:p>
           <w:p>
             <w:pPr>
@@ -4991,6 +5027,15 @@
               </w:rPr>
               <w:t xml:space="preserve">Thêm/ xoá/ sửa thông tin sản phẩm. </w:t>
             </w:r>
+            <w:r>
+              <w:rPr>
+                <w:rFonts w:ascii="Times New Roman" w:eastAsia="Times New Roman" w:hAnsi="Times New Roman" w:cs="Times New Roman"/>
+                <w:color w:val="EE0000"/>
+                <w:sz w:val="24"/>
+                <w:szCs w:val="24"/>
+              </w:rPr>
+              <w:sym w:font="Wingdings 2" w:char="F050"/>
+            </w:r>
           </w:p>
           <w:p>
             <w:pPr>
@@ -5009,6 +5054,15 @@
               </w:rPr>
               <w:t xml:space="preserve">Lập phiếu nhập sản phẩm vào doanh nghiệp. </w:t>
             </w:r>
+            <w:r>
+              <w:rPr>
+                <w:rFonts w:ascii="Times New Roman" w:eastAsia="Times New Roman" w:hAnsi="Times New Roman" w:cs="Times New Roman"/>
+                <w:color w:val="EE0000"/>
+                <w:sz w:val="24"/>
+                <w:szCs w:val="24"/>
+              </w:rPr>
+              <w:sym w:font="Wingdings 2" w:char="F050"/>
+            </w:r>
           </w:p>
           <w:p>
             <w:pPr>
@@ -5025,7 +5079,16 @@
                 <w:sz w:val="24"/>
                 <w:szCs w:val="24"/>
               </w:rPr>
-              <w:t xml:space="preserve">Thêm, sửa, xoá, tìm kiếm thông tin nhà cung cấp </w:t>
+              <w:t xml:space="preserve">Thêm, sửa, xoá, tìm kiếm thông tin nhà cung cấp. </w:t>
+            </w:r>
+            <w:r>
+              <w:rPr>
+                <w:rFonts w:ascii="Times New Roman" w:eastAsia="Times New Roman" w:hAnsi="Times New Roman" w:cs="Times New Roman"/>
+                <w:color w:val="EE0000"/>
+                <w:sz w:val="24"/>
+                <w:szCs w:val="24"/>
+              </w:rPr>
+              <w:sym w:font="Wingdings 2" w:char="F050"/>
             </w:r>
           </w:p>
           <w:p>
@@ -5044,6 +5107,15 @@
                 <w:szCs w:val="24"/>
               </w:rPr>
               <w:t xml:space="preserve">In báo cáo thống kê theo tháng, năm về sản phẩm. </w:t>
+            </w:r>
+            <w:r>
+              <w:rPr>
+                <w:rFonts w:ascii="Times New Roman" w:eastAsia="Times New Roman" w:hAnsi="Times New Roman" w:cs="Times New Roman"/>
+                <w:color w:val="EE0000"/>
+                <w:sz w:val="24"/>
+                <w:szCs w:val="24"/>
+              </w:rPr>
+              <w:sym w:font="Wingdings 2" w:char="F050"/>
             </w:r>
           </w:p>
         </w:tc>
@@ -5428,6 +5500,7 @@
         <w:t xml:space="preserve"> </w:t>
       </w:r>
     </w:p>
+    <w:p/>
     <w:sectPr>
       <w:pgSz w:w="12240" w:h="15840"/>
       <w:pgMar w:top="733" w:right="1440" w:bottom="1128" w:left="1440" w:header="720" w:footer="720" w:gutter="0"/>
@@ -8246,7 +8319,7 @@
         <w:rFonts w:ascii="Calibri" w:eastAsia="Calibri" w:hAnsi="Calibri" w:cs="Calibri"/>
         <w:sz w:val="22"/>
         <w:szCs w:val="22"/>
-        <w:lang w:eastAsia="zh-CN" w:bidi="ar-SA"/>
+        <w:lang w:val="en-US" w:eastAsia="zh-CN" w:bidi="ar-SA"/>
       </w:rPr>
     </w:rPrDefault>
     <w:pPrDefault>
@@ -8906,6 +8979,76 @@
       </w:tblCellMar>
     </w:tblPr>
   </w:style>
+  <w:style w:type="table" w:customStyle="1" w:styleId="5">
+    <w:name w:val="5"/>
+    <w:basedOn w:val="TableNormal"/>
+    <w:rsid w:val="00E901C8"/>
+    <w:tblPr>
+      <w:tblStyleRowBandSize w:val="1"/>
+      <w:tblStyleColBandSize w:val="1"/>
+      <w:tblCellMar>
+        <w:top w:w="3" w:type="dxa"/>
+        <w:left w:w="0" w:type="dxa"/>
+        <w:right w:w="0" w:type="dxa"/>
+      </w:tblCellMar>
+    </w:tblPr>
+  </w:style>
+  <w:style w:type="table" w:customStyle="1" w:styleId="4">
+    <w:name w:val="4"/>
+    <w:basedOn w:val="TableNormal"/>
+    <w:rsid w:val="00E901C8"/>
+    <w:tblPr>
+      <w:tblStyleRowBandSize w:val="1"/>
+      <w:tblStyleColBandSize w:val="1"/>
+      <w:tblCellMar>
+        <w:top w:w="12" w:type="dxa"/>
+        <w:left w:w="115" w:type="dxa"/>
+        <w:right w:w="115" w:type="dxa"/>
+      </w:tblCellMar>
+    </w:tblPr>
+  </w:style>
+  <w:style w:type="table" w:customStyle="1" w:styleId="3">
+    <w:name w:val="3"/>
+    <w:basedOn w:val="TableNormal"/>
+    <w:rsid w:val="00E901C8"/>
+    <w:tblPr>
+      <w:tblStyleRowBandSize w:val="1"/>
+      <w:tblStyleColBandSize w:val="1"/>
+      <w:tblCellMar>
+        <w:top w:w="12" w:type="dxa"/>
+        <w:left w:w="106" w:type="dxa"/>
+        <w:right w:w="77" w:type="dxa"/>
+      </w:tblCellMar>
+    </w:tblPr>
+  </w:style>
+  <w:style w:type="table" w:customStyle="1" w:styleId="2">
+    <w:name w:val="2"/>
+    <w:basedOn w:val="TableNormal"/>
+    <w:rsid w:val="00E901C8"/>
+    <w:tblPr>
+      <w:tblStyleRowBandSize w:val="1"/>
+      <w:tblStyleColBandSize w:val="1"/>
+      <w:tblCellMar>
+        <w:top w:w="16" w:type="dxa"/>
+        <w:left w:w="70" w:type="dxa"/>
+        <w:right w:w="47" w:type="dxa"/>
+      </w:tblCellMar>
+    </w:tblPr>
+  </w:style>
+  <w:style w:type="table" w:customStyle="1" w:styleId="1">
+    <w:name w:val="1"/>
+    <w:basedOn w:val="TableNormal"/>
+    <w:rsid w:val="00E901C8"/>
+    <w:tblPr>
+      <w:tblStyleRowBandSize w:val="1"/>
+      <w:tblStyleColBandSize w:val="1"/>
+      <w:tblCellMar>
+        <w:top w:w="14" w:type="dxa"/>
+        <w:left w:w="86" w:type="dxa"/>
+        <w:right w:w="47" w:type="dxa"/>
+      </w:tblCellMar>
+    </w:tblPr>
+  </w:style>
 </w:styles>
 </file>
 

--- a/Docs/SGU - 2025_2026 - HK2 - DO AN HTTTDN.docx
+++ b/Docs/SGU - 2025_2026 - HK2 - DO AN HTTTDN.docx
@@ -4475,6 +4475,15 @@
               </w:rPr>
               <w:t xml:space="preserve">Xem được cách tính lương, lương mỗi tháng của chính mình. </w:t>
             </w:r>
+            <w:r>
+              <w:rPr>
+                <w:rFonts w:ascii="Times New Roman" w:eastAsia="Times New Roman" w:hAnsi="Times New Roman" w:cs="Times New Roman"/>
+                <w:color w:val="EE0000"/>
+                <w:sz w:val="24"/>
+                <w:szCs w:val="24"/>
+              </w:rPr>
+              <w:sym w:font="Wingdings 2" w:char="F050"/>
+            </w:r>
           </w:p>
           <w:p>
             <w:pPr>
@@ -5248,6 +5257,15 @@
               </w:rPr>
               <w:t xml:space="preserve">Lập được phiếu xuất sản phẩm cho hoạt động kinh doanh: số lượng bán, giá bán. </w:t>
             </w:r>
+            <w:r>
+              <w:rPr>
+                <w:rFonts w:ascii="Times New Roman" w:eastAsia="Times New Roman" w:hAnsi="Times New Roman" w:cs="Times New Roman"/>
+                <w:color w:val="EE0000"/>
+                <w:sz w:val="24"/>
+                <w:szCs w:val="24"/>
+              </w:rPr>
+              <w:sym w:font="Wingdings 2" w:char="F050"/>
+            </w:r>
           </w:p>
           <w:p>
             <w:pPr>
@@ -5283,6 +5301,15 @@
                 <w:szCs w:val="24"/>
               </w:rPr>
               <w:t xml:space="preserve">Thống kê được lợi nhuận của doanh nghiệp theo tháng, quý, năm. </w:t>
+            </w:r>
+            <w:r>
+              <w:rPr>
+                <w:rFonts w:ascii="Times New Roman" w:eastAsia="Times New Roman" w:hAnsi="Times New Roman" w:cs="Times New Roman"/>
+                <w:color w:val="EE0000"/>
+                <w:sz w:val="24"/>
+                <w:szCs w:val="24"/>
+              </w:rPr>
+              <w:sym w:font="Wingdings 2" w:char="F050"/>
             </w:r>
           </w:p>
         </w:tc>

--- a/Docs/SGU - 2025_2026 - HK2 - DO AN HTTTDN.docx
+++ b/Docs/SGU - 2025_2026 - HK2 - DO AN HTTTDN.docx
@@ -4457,6 +4457,15 @@
               </w:rPr>
               <w:t xml:space="preserve">Được nộp đơn xin nghỉ phép, nghỉ ốm đau thai sản, nghỉ việc. </w:t>
             </w:r>
+            <w:r>
+              <w:rPr>
+                <w:rFonts w:ascii="Times New Roman" w:eastAsia="Times New Roman" w:hAnsi="Times New Roman" w:cs="Times New Roman"/>
+                <w:color w:val="EE0000"/>
+                <w:sz w:val="24"/>
+                <w:szCs w:val="24"/>
+              </w:rPr>
+              <w:sym w:font="Wingdings 2" w:char="F050"/>
+            </w:r>
           </w:p>
           <w:p>
             <w:pPr>
@@ -4502,6 +4511,15 @@
               </w:rPr>
               <w:t xml:space="preserve">In được bảng lương theo tháng. </w:t>
             </w:r>
+            <w:r>
+              <w:rPr>
+                <w:rFonts w:ascii="Times New Roman" w:eastAsia="Times New Roman" w:hAnsi="Times New Roman" w:cs="Times New Roman"/>
+                <w:color w:val="EE0000"/>
+                <w:sz w:val="24"/>
+                <w:szCs w:val="24"/>
+              </w:rPr>
+              <w:sym w:font="Wingdings 2" w:char="F050"/>
+            </w:r>
           </w:p>
           <w:p>
             <w:pPr>
@@ -4519,6 +4537,15 @@
                 <w:szCs w:val="24"/>
               </w:rPr>
               <w:t xml:space="preserve">In được bảng lương theo năm </w:t>
+            </w:r>
+            <w:r>
+              <w:rPr>
+                <w:rFonts w:ascii="Times New Roman" w:eastAsia="Times New Roman" w:hAnsi="Times New Roman" w:cs="Times New Roman"/>
+                <w:color w:val="EE0000"/>
+                <w:sz w:val="24"/>
+                <w:szCs w:val="24"/>
+              </w:rPr>
+              <w:sym w:font="Wingdings 2" w:char="F050"/>
             </w:r>
           </w:p>
         </w:tc>

--- a/Docs/SGU - 2025_2026 - HK2 - DO AN HTTTDN.docx
+++ b/Docs/SGU - 2025_2026 - HK2 - DO AN HTTTDN.docx
@@ -4740,6 +4740,15 @@
               </w:rPr>
               <w:t xml:space="preserve">Tính lương cho mỗi nhân sự, theo quy định của doanh nghiệp. </w:t>
             </w:r>
+            <w:r>
+              <w:rPr>
+                <w:rFonts w:ascii="Times New Roman" w:eastAsia="Times New Roman" w:hAnsi="Times New Roman" w:cs="Times New Roman"/>
+                <w:color w:val="EE0000"/>
+                <w:sz w:val="24"/>
+                <w:szCs w:val="24"/>
+              </w:rPr>
+              <w:sym w:font="Wingdings 2" w:char="F050"/>
+            </w:r>
           </w:p>
           <w:p>
             <w:pPr>
@@ -4757,6 +4766,15 @@
                 <w:szCs w:val="24"/>
               </w:rPr>
               <w:t xml:space="preserve">Duyệt nhân sự nghỉ việc, nghỉ phép v.v… </w:t>
+            </w:r>
+            <w:r>
+              <w:rPr>
+                <w:rFonts w:ascii="Times New Roman" w:eastAsia="Times New Roman" w:hAnsi="Times New Roman" w:cs="Times New Roman"/>
+                <w:color w:val="EE0000"/>
+                <w:sz w:val="24"/>
+                <w:szCs w:val="24"/>
+              </w:rPr>
+              <w:sym w:font="Wingdings 2" w:char="F050"/>
             </w:r>
           </w:p>
           <w:p>
